--- a/PHOCS-Docgentemplates/PHOCS Receipt of Record of Sewerage System Template_V0.1.docx
+++ b/PHOCS-Docgentemplates/PHOCS Receipt of Record of Sewerage System Template_V0.1.docx
@@ -119,7 +119,6 @@
         <w:tc>
           <w:tcPr>
             <w:tcW w:w="3630" w:type="dxa"/>
-            <w:shd w:val="clear" w:color="auto" w:fill="auto"/>
           </w:tcPr>
           <w:p>
             <w:pPr>
@@ -156,7 +155,6 @@
         <w:tc>
           <w:tcPr>
             <w:tcW w:w="5295" w:type="dxa"/>
-            <w:shd w:val="clear" w:color="auto" w:fill="auto"/>
           </w:tcPr>
           <w:p>
             <w:r>
@@ -208,7 +206,6 @@
         <w:tc>
           <w:tcPr>
             <w:tcW w:w="3630" w:type="dxa"/>
-            <w:shd w:val="clear" w:color="auto" w:fill="auto"/>
           </w:tcPr>
           <w:p>
             <w:pPr>
@@ -246,7 +243,6 @@
         <w:tc>
           <w:tcPr>
             <w:tcW w:w="5295" w:type="dxa"/>
-            <w:shd w:val="clear" w:color="auto" w:fill="auto"/>
           </w:tcPr>
           <w:p>
             <w:pPr>
@@ -300,7 +296,6 @@
         <w:tc>
           <w:tcPr>
             <w:tcW w:w="3630" w:type="dxa"/>
-            <w:shd w:val="clear" w:color="auto" w:fill="auto"/>
           </w:tcPr>
           <w:p>
             <w:pPr>
@@ -328,7 +323,6 @@
         <w:tc>
           <w:tcPr>
             <w:tcW w:w="5295" w:type="dxa"/>
-            <w:shd w:val="clear" w:color="auto" w:fill="auto"/>
           </w:tcPr>
           <w:p>
             <w:pPr>
@@ -380,7 +374,6 @@
         <w:tc>
           <w:tcPr>
             <w:tcW w:w="3630" w:type="dxa"/>
-            <w:shd w:val="clear" w:color="auto" w:fill="auto"/>
           </w:tcPr>
           <w:p>
             <w:pPr>
@@ -421,7 +414,6 @@
         <w:tc>
           <w:tcPr>
             <w:tcW w:w="5295" w:type="dxa"/>
-            <w:shd w:val="clear" w:color="auto" w:fill="auto"/>
           </w:tcPr>
           <w:p>
             <w:pPr>
@@ -471,7 +463,6 @@
         <w:tc>
           <w:tcPr>
             <w:tcW w:w="3630" w:type="dxa"/>
-            <w:shd w:val="clear" w:color="auto" w:fill="auto"/>
           </w:tcPr>
           <w:p>
             <w:pPr>
@@ -512,7 +503,6 @@
         <w:tc>
           <w:tcPr>
             <w:tcW w:w="5295" w:type="dxa"/>
-            <w:shd w:val="clear" w:color="auto" w:fill="auto"/>
           </w:tcPr>
           <w:p>
             <w:pPr>
@@ -528,7 +518,6 @@
               </w:rPr>
               <w:t>{{</w:t>
             </w:r>
-            <w:proofErr w:type="spellStart"/>
             <w:r>
               <w:rPr>
                 <w:rFonts w:ascii="Calibri" w:eastAsia="Calibri" w:hAnsi="Calibri" w:cs="Calibri"/>
@@ -536,7 +525,6 @@
               </w:rPr>
               <w:t>BLAccountLegalLandDescription</w:t>
             </w:r>
-            <w:proofErr w:type="spellEnd"/>
             <w:r>
               <w:rPr>
                 <w:rFonts w:ascii="Calibri" w:eastAsia="Calibri" w:hAnsi="Calibri" w:cs="Calibri"/>
@@ -554,7 +542,6 @@
         <w:tc>
           <w:tcPr>
             <w:tcW w:w="3630" w:type="dxa"/>
-            <w:shd w:val="clear" w:color="auto" w:fill="auto"/>
           </w:tcPr>
           <w:p>
             <w:pPr>
@@ -583,7 +570,6 @@
         <w:tc>
           <w:tcPr>
             <w:tcW w:w="5295" w:type="dxa"/>
-            <w:shd w:val="clear" w:color="auto" w:fill="auto"/>
           </w:tcPr>
           <w:p>
             <w:pPr>
@@ -633,7 +619,6 @@
         <w:tc>
           <w:tcPr>
             <w:tcW w:w="3630" w:type="dxa"/>
-            <w:shd w:val="clear" w:color="auto" w:fill="auto"/>
           </w:tcPr>
           <w:p>
             <w:pPr>
@@ -656,7 +641,6 @@
         <w:tc>
           <w:tcPr>
             <w:tcW w:w="5295" w:type="dxa"/>
-            <w:shd w:val="clear" w:color="auto" w:fill="auto"/>
           </w:tcPr>
           <w:p>
             <w:pPr>
@@ -704,7 +688,6 @@
         <w:tc>
           <w:tcPr>
             <w:tcW w:w="3630" w:type="dxa"/>
-            <w:shd w:val="clear" w:color="auto" w:fill="auto"/>
           </w:tcPr>
           <w:p>
             <w:pPr>
@@ -752,7 +735,6 @@
         <w:tc>
           <w:tcPr>
             <w:tcW w:w="5295" w:type="dxa"/>
-            <w:shd w:val="clear" w:color="auto" w:fill="auto"/>
           </w:tcPr>
           <w:p>
             <w:pPr>
@@ -799,7 +781,6 @@
         <w:tc>
           <w:tcPr>
             <w:tcW w:w="3630" w:type="dxa"/>
-            <w:shd w:val="clear" w:color="auto" w:fill="auto"/>
           </w:tcPr>
           <w:p>
             <w:pPr>
@@ -822,7 +803,6 @@
         <w:tc>
           <w:tcPr>
             <w:tcW w:w="5295" w:type="dxa"/>
-            <w:shd w:val="clear" w:color="auto" w:fill="auto"/>
           </w:tcPr>
           <w:p>
             <w:pPr>
@@ -989,7 +969,7 @@
                 <w:szCs w:val="24"/>
                 <w:lang w:val="en-US"/>
               </w:rPr>
-              <w:t>BLAccountFacilityHA</w:t>
+              <w:t>BLAccountHealthAuthority</w:t>
             </w:r>
             <w:proofErr w:type="spellEnd"/>
             <w:r>
@@ -4695,6 +4675,7 @@
   <w:style w:type="character" w:default="1" w:styleId="DefaultParagraphFont">
     <w:name w:val="Default Paragraph Font"/>
     <w:uiPriority w:val="1"/>
+    <w:semiHidden/>
     <w:unhideWhenUsed/>
   </w:style>
   <w:style w:type="table" w:default="1" w:styleId="TableNormal">
@@ -5412,26 +5393,6 @@
 </file>
 
 <file path=customXml/item1.xml><?xml version="1.0" encoding="utf-8"?>
-<p:properties xmlns:p="http://schemas.microsoft.com/office/2006/metadata/properties" xmlns:xsi="http://www.w3.org/2001/XMLSchema-instance" xmlns:pc="http://schemas.microsoft.com/office/infopath/2007/PartnerControls">
-  <documentManagement>
-    <TaxCatchAll xmlns="8350b7c0-334b-4e19-bfc1-744f6a979eee" xsi:nil="true"/>
-    <lcf76f155ced4ddcb4097134ff3c332f xmlns="94d5cf59-5162-48bc-aa9b-620df72947f5">
-      <Terms xmlns="http://schemas.microsoft.com/office/infopath/2007/PartnerControls"/>
-    </lcf76f155ced4ddcb4097134ff3c332f>
-  </documentManagement>
-</p:properties>
-</file>
-
-<file path=customXml/item2.xml><?xml version="1.0" encoding="utf-8"?>
-<?mso-contentType ?>
-<FormTemplates xmlns="http://schemas.microsoft.com/sharepoint/v3/contenttype/forms">
-  <Display>DocumentLibraryForm</Display>
-  <Edit>DocumentLibraryForm</Edit>
-  <New>DocumentLibraryForm</New>
-</FormTemplates>
-</file>
-
-<file path=customXml/item3.xml><?xml version="1.0" encoding="utf-8"?>
 <ct:contentTypeSchema xmlns:ct="http://schemas.microsoft.com/office/2006/metadata/contentType" xmlns:ma="http://schemas.microsoft.com/office/2006/metadata/properties/metaAttributes" ct:_="" ma:_="" ma:contentTypeName="Document" ma:contentTypeID="0x01010015F16144C0593A4A82C8AE0B67DB460F" ma:contentTypeVersion="11" ma:contentTypeDescription="Create a new document." ma:contentTypeScope="" ma:versionID="4c1194c043985d9d73fd9fd33c34a361">
   <xsd:schema xmlns:xsd="http://www.w3.org/2001/XMLSchema" xmlns:xs="http://www.w3.org/2001/XMLSchema" xmlns:p="http://schemas.microsoft.com/office/2006/metadata/properties" xmlns:ns2="94d5cf59-5162-48bc-aa9b-620df72947f5" xmlns:ns3="8350b7c0-334b-4e19-bfc1-744f6a979eee" targetNamespace="http://schemas.microsoft.com/office/2006/metadata/properties" ma:root="true" ma:fieldsID="526f33de6d62635a9e37b477f3e93c98" ns2:_="" ns3:_="">
     <xsd:import namespace="94d5cf59-5162-48bc-aa9b-620df72947f5"/>
@@ -5626,26 +5587,27 @@
 </ct:contentTypeSchema>
 </file>
 
-<file path=customXml/itemProps1.xml><?xml version="1.0" encoding="utf-8"?>
-<ds:datastoreItem xmlns:ds="http://schemas.openxmlformats.org/officeDocument/2006/customXml" ds:itemID="{5F4094FA-4F1A-4675-8E5C-3B6924602053}">
-  <ds:schemaRefs>
-    <ds:schemaRef ds:uri="http://schemas.microsoft.com/office/2006/metadata/properties"/>
-    <ds:schemaRef ds:uri="http://schemas.microsoft.com/office/infopath/2007/PartnerControls"/>
-    <ds:schemaRef ds:uri="8350b7c0-334b-4e19-bfc1-744f6a979eee"/>
-    <ds:schemaRef ds:uri="94d5cf59-5162-48bc-aa9b-620df72947f5"/>
-  </ds:schemaRefs>
-</ds:datastoreItem>
+<file path=customXml/item2.xml><?xml version="1.0" encoding="utf-8"?>
+<?mso-contentType ?>
+<FormTemplates xmlns="http://schemas.microsoft.com/sharepoint/v3/contenttype/forms">
+  <Display>DocumentLibraryForm</Display>
+  <Edit>DocumentLibraryForm</Edit>
+  <New>DocumentLibraryForm</New>
+</FormTemplates>
 </file>
 
-<file path=customXml/itemProps2.xml><?xml version="1.0" encoding="utf-8"?>
-<ds:datastoreItem xmlns:ds="http://schemas.openxmlformats.org/officeDocument/2006/customXml" ds:itemID="{F93F3582-894A-4650-B1DA-E6BF328AEA63}">
-  <ds:schemaRefs>
-    <ds:schemaRef ds:uri="http://schemas.microsoft.com/sharepoint/v3/contenttype/forms"/>
-  </ds:schemaRefs>
-</ds:datastoreItem>
+<file path=customXml/item3.xml><?xml version="1.0" encoding="utf-8"?>
+<p:properties xmlns:p="http://schemas.microsoft.com/office/2006/metadata/properties" xmlns:xsi="http://www.w3.org/2001/XMLSchema-instance" xmlns:pc="http://schemas.microsoft.com/office/infopath/2007/PartnerControls">
+  <documentManagement>
+    <TaxCatchAll xmlns="8350b7c0-334b-4e19-bfc1-744f6a979eee" xsi:nil="true"/>
+    <lcf76f155ced4ddcb4097134ff3c332f xmlns="94d5cf59-5162-48bc-aa9b-620df72947f5">
+      <Terms xmlns="http://schemas.microsoft.com/office/infopath/2007/PartnerControls"/>
+    </lcf76f155ced4ddcb4097134ff3c332f>
+  </documentManagement>
+</p:properties>
 </file>
 
-<file path=customXml/itemProps3.xml><?xml version="1.0" encoding="utf-8"?>
+<file path=customXml/itemProps1.xml><?xml version="1.0" encoding="utf-8"?>
 <ds:datastoreItem xmlns:ds="http://schemas.openxmlformats.org/officeDocument/2006/customXml" ds:itemID="{97FD2251-3B76-4614-AF7F-ECC7D05FF9BD}">
   <ds:schemaRefs>
     <ds:schemaRef ds:uri="http://schemas.microsoft.com/office/2006/metadata/contentType"/>
@@ -5662,4 +5624,23 @@
     <ds:schemaRef ds:uri="http://schemas.microsoft.com/internal/obd"/>
   </ds:schemaRefs>
 </ds:datastoreItem>
+</file>
+
+<file path=customXml/itemProps2.xml><?xml version="1.0" encoding="utf-8"?>
+<ds:datastoreItem xmlns:ds="http://schemas.openxmlformats.org/officeDocument/2006/customXml" ds:itemID="{F93F3582-894A-4650-B1DA-E6BF328AEA63}">
+  <ds:schemaRefs>
+    <ds:schemaRef ds:uri="http://schemas.microsoft.com/sharepoint/v3/contenttype/forms"/>
+  </ds:schemaRefs>
+</ds:datastoreItem>
+</file>
+
+<file path=customXml/itemProps3.xml><?xml version="1.0" encoding="utf-8"?>
+<ds:datastoreItem xmlns:ds="http://schemas.openxmlformats.org/officeDocument/2006/customXml" ds:itemID="{5F4094FA-4F1A-4675-8E5C-3B6924602053}">
+  <ds:schemaRefs>
+    <ds:schemaRef ds:uri="http://schemas.microsoft.com/office/2006/metadata/properties"/>
+    <ds:schemaRef ds:uri="http://schemas.microsoft.com/office/infopath/2007/PartnerControls"/>
+    <ds:schemaRef ds:uri="8350b7c0-334b-4e19-bfc1-744f6a979eee"/>
+    <ds:schemaRef ds:uri="94d5cf59-5162-48bc-aa9b-620df72947f5"/>
+  </ds:schemaRefs>
+</ds:datastoreItem>
 </file>